--- a/documents/gouvernance/word/15_Planning_des_permanences.docx
+++ b/documents/gouvernance/word/15_Planning_des_permanences.docx
@@ -51,7 +51,7 @@
           <w:rFonts w:ascii="Arial" w:cs="Arial" w:eastAsia="Arial" w:hAnsi="Arial"/>
           <w:b/>
           <w:bCs/>
-          <w:color w:val="2A0E45"/>
+          <w:color w:val="4F0D70"/>
           <w:sz w:val="30"/>
           <w:szCs w:val="30"/>
         </w:rPr>
@@ -93,7 +93,7 @@
         <w:rPr>
           <w:b/>
           <w:bCs/>
-          <w:color w:val="2A0E45"/>
+          <w:color w:val="4F0D70"/>
           <w:sz w:val="40"/>
           <w:szCs w:val="40"/>
         </w:rPr>
@@ -149,7 +149,7 @@
               <w:bottom w:val="single" w:color="D9CCEF" w:sz="4"/>
               <w:right w:val="single" w:color="D9CCEF" w:sz="4"/>
             </w:tcBorders>
-            <w:shd w:fill="2A0E45" w:color="auto" w:val="clear"/>
+            <w:shd w:fill="4F0D70" w:color="auto" w:val="clear"/>
             <w:tcMar>
               <w:top w:type="dxa" w:w="60"/>
               <w:left w:type="dxa" w:w="100"/>
@@ -183,7 +183,7 @@
               <w:bottom w:val="single" w:color="D9CCEF" w:sz="4"/>
               <w:right w:val="single" w:color="D9CCEF" w:sz="4"/>
             </w:tcBorders>
-            <w:shd w:fill="2A0E45" w:color="auto" w:val="clear"/>
+            <w:shd w:fill="4F0D70" w:color="auto" w:val="clear"/>
             <w:tcMar>
               <w:top w:type="dxa" w:w="60"/>
               <w:left w:type="dxa" w:w="100"/>
@@ -217,7 +217,7 @@
               <w:bottom w:val="single" w:color="D9CCEF" w:sz="4"/>
               <w:right w:val="single" w:color="D9CCEF" w:sz="4"/>
             </w:tcBorders>
-            <w:shd w:fill="2A0E45" w:color="auto" w:val="clear"/>
+            <w:shd w:fill="4F0D70" w:color="auto" w:val="clear"/>
             <w:tcMar>
               <w:top w:type="dxa" w:w="60"/>
               <w:left w:type="dxa" w:w="100"/>
@@ -251,7 +251,7 @@
               <w:bottom w:val="single" w:color="D9CCEF" w:sz="4"/>
               <w:right w:val="single" w:color="D9CCEF" w:sz="4"/>
             </w:tcBorders>
-            <w:shd w:fill="2A0E45" w:color="auto" w:val="clear"/>
+            <w:shd w:fill="4F0D70" w:color="auto" w:val="clear"/>
             <w:tcMar>
               <w:top w:type="dxa" w:w="60"/>
               <w:left w:type="dxa" w:w="100"/>
@@ -285,7 +285,7 @@
               <w:bottom w:val="single" w:color="D9CCEF" w:sz="4"/>
               <w:right w:val="single" w:color="D9CCEF" w:sz="4"/>
             </w:tcBorders>
-            <w:shd w:fill="2A0E45" w:color="auto" w:val="clear"/>
+            <w:shd w:fill="4F0D70" w:color="auto" w:val="clear"/>
             <w:tcMar>
               <w:top w:type="dxa" w:w="60"/>
               <w:left w:type="dxa" w:w="100"/>
@@ -319,7 +319,7 @@
               <w:bottom w:val="single" w:color="D9CCEF" w:sz="4"/>
               <w:right w:val="single" w:color="D9CCEF" w:sz="4"/>
             </w:tcBorders>
-            <w:shd w:fill="2A0E45" w:color="auto" w:val="clear"/>
+            <w:shd w:fill="4F0D70" w:color="auto" w:val="clear"/>
             <w:tcMar>
               <w:top w:type="dxa" w:w="60"/>
               <w:left w:type="dxa" w:w="100"/>
@@ -1236,7 +1236,7 @@
               <w:bottom w:val="single" w:color="D9CCEF" w:sz="4"/>
               <w:right w:val="single" w:color="D9CCEF" w:sz="4"/>
             </w:tcBorders>
-            <w:shd w:fill="2A0E45" w:color="auto" w:val="clear"/>
+            <w:shd w:fill="4F0D70" w:color="auto" w:val="clear"/>
             <w:tcMar>
               <w:top w:type="dxa" w:w="60"/>
               <w:left w:type="dxa" w:w="100"/>
@@ -1270,7 +1270,7 @@
               <w:bottom w:val="single" w:color="D9CCEF" w:sz="4"/>
               <w:right w:val="single" w:color="D9CCEF" w:sz="4"/>
             </w:tcBorders>
-            <w:shd w:fill="2A0E45" w:color="auto" w:val="clear"/>
+            <w:shd w:fill="4F0D70" w:color="auto" w:val="clear"/>
             <w:tcMar>
               <w:top w:type="dxa" w:w="60"/>
               <w:left w:type="dxa" w:w="100"/>
@@ -1304,7 +1304,7 @@
               <w:bottom w:val="single" w:color="D9CCEF" w:sz="4"/>
               <w:right w:val="single" w:color="D9CCEF" w:sz="4"/>
             </w:tcBorders>
-            <w:shd w:fill="2A0E45" w:color="auto" w:val="clear"/>
+            <w:shd w:fill="4F0D70" w:color="auto" w:val="clear"/>
             <w:tcMar>
               <w:top w:type="dxa" w:w="60"/>
               <w:left w:type="dxa" w:w="100"/>
@@ -1338,7 +1338,7 @@
               <w:bottom w:val="single" w:color="D9CCEF" w:sz="4"/>
               <w:right w:val="single" w:color="D9CCEF" w:sz="4"/>
             </w:tcBorders>
-            <w:shd w:fill="2A0E45" w:color="auto" w:val="clear"/>
+            <w:shd w:fill="4F0D70" w:color="auto" w:val="clear"/>
             <w:tcMar>
               <w:top w:type="dxa" w:w="60"/>
               <w:left w:type="dxa" w:w="100"/>
@@ -1372,7 +1372,7 @@
               <w:bottom w:val="single" w:color="D9CCEF" w:sz="4"/>
               <w:right w:val="single" w:color="D9CCEF" w:sz="4"/>
             </w:tcBorders>
-            <w:shd w:fill="2A0E45" w:color="auto" w:val="clear"/>
+            <w:shd w:fill="4F0D70" w:color="auto" w:val="clear"/>
             <w:tcMar>
               <w:top w:type="dxa" w:w="60"/>
               <w:left w:type="dxa" w:w="100"/>
@@ -2208,7 +2208,7 @@
       <w:rFonts w:ascii="Arial" w:cs="Arial" w:eastAsia="Arial" w:hAnsi="Arial"/>
       <w:b/>
       <w:bCs/>
-      <w:color w:val="2A0E45"/>
+      <w:color w:val="4F0D70"/>
       <w:sz w:val="28"/>
       <w:szCs w:val="28"/>
     </w:rPr>
@@ -2246,7 +2246,7 @@
       <w:rFonts w:ascii="Arial" w:cs="Arial" w:eastAsia="Arial" w:hAnsi="Arial"/>
       <w:b/>
       <w:bCs/>
-      <w:color w:val="2A0E45"/>
+      <w:color w:val="4F0D70"/>
       <w:sz w:val="20"/>
       <w:szCs w:val="20"/>
     </w:rPr>
